--- a/outputs/01_dataset_audit/T02_class_distribution_and_imbalance_ratio.docx
+++ b/outputs/01_dataset_audit/T02_class_distribution_and_imbalance_ratio.docx
@@ -1685,7 +1685,7 @@
           <w:i/>
           <w:sz w:val="14"/>
         </w:rPr>
-        <w:t>Generated by PV-MEPCG / PulseVision at 2026-08-30T10:15:33.563029+00:00</w:t>
+        <w:t>Generated by PV-MEPCG / PulseVision at 2026-08-30T10:47:59.680983+00:00</w:t>
       </w:r>
     </w:p>
     <w:sectPr>
